--- a/Ekspertski sistem za asistenciju vozaču teretnog vozila.docx
+++ b/Ekspertski sistem za asistenciju vozaču teretnog vozila.docx
@@ -307,13 +307,7 @@
     </w:p>
     <w:p>
       <w:r>
-        <w:t>Za razliku od putničkih vozila, upravljanje kamionom zahtijeva specifično ekspertsko znanje i iskustvo, jer se mali pogrešni potezi mogu značajno odraziti na bezbjednost i efikasnost transporta.</w:t>
-      </w:r>
-      <w:r>
-        <w:t xml:space="preserve"> </w:t>
-      </w:r>
-      <w:r>
-        <w:t xml:space="preserve">Zbog toga postoji potreba za jedinstvenim ekspertskim sistemom koji može integrisati više izvora znanja iz domena profesionalne vožnje teretnih vozila i na osnovu njih donositi složene zaključke. Cilj ovog projekta je razvoj </w:t>
+        <w:t xml:space="preserve">Za razliku od putničkih vozila, upravljanje kamionom zahtijeva specifično ekspertsko znanje i iskustvo, jer se mali pogrešni potezi mogu značajno odraziti na bezbjednost i efikasnost transporta. Zbog toga postoji potreba za jedinstvenim ekspertskim sistemom koji može integrisati više izvora znanja iz domena profesionalne vožnje teretnih vozila i na osnovu njih donositi složene zaključke. Cilj ovog projekta je razvoj </w:t>
       </w:r>
       <w:r>
         <w:rPr>
@@ -523,19 +517,7 @@
         <w:t xml:space="preserve">mogućnost simulacije </w:t>
       </w:r>
       <w:r>
-        <w:t>ekspertskog pona</w:t>
-      </w:r>
-      <w:r>
-        <w:t>š</w:t>
-      </w:r>
-      <w:r>
-        <w:t>anja iskusnog voza</w:t>
-      </w:r>
-      <w:r>
-        <w:t>č</w:t>
-      </w:r>
-      <w:r>
-        <w:t>a kamiona</w:t>
+        <w:t>ekspertskog ponašanja iskusnog vozača kamiona</w:t>
       </w:r>
       <w:r>
         <w:t>.</w:t>
@@ -609,22 +591,7 @@
         <w:t>trenutna brzina</w:t>
       </w:r>
       <w:r>
-        <w:t xml:space="preserve"> </w:t>
-      </w:r>
-      <w:r>
-        <w:t xml:space="preserve">(speed </w:t>
-      </w:r>
-      <w:r>
-        <w:t>[</w:t>
-      </w:r>
-      <w:r>
-        <w:t>km/h</w:t>
-      </w:r>
-      <w:r>
-        <w:t>]</w:t>
-      </w:r>
-      <w:r>
-        <w:t>)</w:t>
+        <w:t xml:space="preserve"> (speed [km/h])</w:t>
       </w:r>
       <w:r>
         <w:t>,</w:t>
@@ -641,22 +608,7 @@
         <w:t>dozvoljena brzina</w:t>
       </w:r>
       <w:r>
-        <w:t xml:space="preserve"> </w:t>
-      </w:r>
-      <w:r>
-        <w:t xml:space="preserve">(speedLimit </w:t>
-      </w:r>
-      <w:r>
-        <w:t>[</w:t>
-      </w:r>
-      <w:r>
-        <w:t>km/h</w:t>
-      </w:r>
-      <w:r>
-        <w:t>]</w:t>
-      </w:r>
-      <w:r>
-        <w:t>)</w:t>
+        <w:t xml:space="preserve"> (speedLimit [km/h])</w:t>
       </w:r>
       <w:r>
         <w:t>,</w:t>
@@ -676,22 +628,7 @@
         <w:t>masa vozila</w:t>
       </w:r>
       <w:r>
-        <w:t xml:space="preserve"> </w:t>
-      </w:r>
-      <w:r>
-        <w:t xml:space="preserve">(vehicleMass </w:t>
-      </w:r>
-      <w:r>
-        <w:t>[</w:t>
-      </w:r>
-      <w:r>
-        <w:t>kg</w:t>
-      </w:r>
-      <w:r>
-        <w:t>]</w:t>
-      </w:r>
-      <w:r>
-        <w:t>)</w:t>
+        <w:t xml:space="preserve"> (vehicleMass [kg])</w:t>
       </w:r>
       <w:r>
         <w:t>,</w:t>
@@ -705,31 +642,10 @@
         </w:numPr>
       </w:pPr>
       <w:r>
-        <w:t>nivo optere</w:t>
-      </w:r>
-      <w:r>
-        <w:t>ć</w:t>
-      </w:r>
-      <w:r>
-        <w:t>enja vozila</w:t>
-      </w:r>
-      <w:r>
-        <w:t xml:space="preserve"> </w:t>
-      </w:r>
-      <w:r>
-        <w:t xml:space="preserve">(loadLevel </w:t>
-      </w:r>
-      <w:r>
-        <w:t>[</w:t>
-      </w:r>
-      <w:r>
-        <w:t>light/medium/heavy</w:t>
-      </w:r>
-      <w:r>
-        <w:t>]</w:t>
-      </w:r>
-      <w:r>
-        <w:t>)</w:t>
+        <w:t>nivo opterećenja vozila</w:t>
+      </w:r>
+      <w:r>
+        <w:t xml:space="preserve"> (loadLevel [light/medium/heavy])</w:t>
       </w:r>
       <w:r>
         <w:t>,</w:t>
@@ -746,28 +662,7 @@
         <w:t>udaljenost od vozila ispred</w:t>
       </w:r>
       <w:r>
-        <w:t xml:space="preserve"> </w:t>
-      </w:r>
-      <w:r>
-        <w:t>(front</w:t>
-      </w:r>
-      <w:r>
-        <w:t>Vehicle</w:t>
-      </w:r>
-      <w:r>
-        <w:t xml:space="preserve">Distance </w:t>
-      </w:r>
-      <w:r>
-        <w:t>[</w:t>
-      </w:r>
-      <w:r>
-        <w:t>m</w:t>
-      </w:r>
-      <w:r>
-        <w:t>]</w:t>
-      </w:r>
-      <w:r>
-        <w:t>)</w:t>
+        <w:t xml:space="preserve"> (frontVehicleDistance [m])</w:t>
       </w:r>
       <w:r>
         <w:t>,</w:t>
@@ -787,22 +682,7 @@
         <w:t>ubrzanje/kočenje</w:t>
       </w:r>
       <w:r>
-        <w:t xml:space="preserve"> </w:t>
-      </w:r>
-      <w:r>
-        <w:t xml:space="preserve">(acceleration </w:t>
-      </w:r>
-      <w:r>
-        <w:t>[</w:t>
-      </w:r>
-      <w:r>
-        <w:t>m/s²</w:t>
-      </w:r>
-      <w:r>
-        <w:t>]</w:t>
-      </w:r>
-      <w:r>
-        <w:t>)</w:t>
+        <w:t xml:space="preserve"> (acceleration [m/s²])</w:t>
       </w:r>
       <w:r>
         <w:t>,</w:t>
@@ -819,34 +699,7 @@
         <w:t>status svjetala</w:t>
       </w:r>
       <w:r>
-        <w:t xml:space="preserve"> </w:t>
-      </w:r>
-      <w:r>
-        <w:t>(</w:t>
-      </w:r>
-      <w:r>
-        <w:t>isL</w:t>
-      </w:r>
-      <w:r>
-        <w:t>igh</w:t>
-      </w:r>
-      <w:r>
-        <w:t>t</w:t>
-      </w:r>
-      <w:r>
-        <w:t xml:space="preserve">On </w:t>
-      </w:r>
-      <w:r>
-        <w:t>[</w:t>
-      </w:r>
-      <w:r>
-        <w:t>true/false</w:t>
-      </w:r>
-      <w:r>
-        <w:t>]</w:t>
-      </w:r>
-      <w:r>
-        <w:t>)</w:t>
+        <w:t xml:space="preserve"> (isLightOn [true/false])</w:t>
       </w:r>
       <w:r>
         <w:t>,</w:t>
@@ -863,28 +716,10 @@
         <w:t>stanje</w:t>
       </w:r>
       <w:r>
-        <w:t xml:space="preserve"> </w:t>
-      </w:r>
-      <w:r>
-        <w:t>kočnica</w:t>
-      </w:r>
-      <w:r>
-        <w:t xml:space="preserve"> </w:t>
-      </w:r>
-      <w:r>
-        <w:t xml:space="preserve">(brakeCondition </w:t>
-      </w:r>
-      <w:r>
-        <w:t>[</w:t>
-      </w:r>
-      <w:r>
-        <w:t>normal/overheated/critical</w:t>
-      </w:r>
-      <w:r>
-        <w:t>]</w:t>
-      </w:r>
-      <w:r>
-        <w:t>)</w:t>
+        <w:t xml:space="preserve"> kočnica</w:t>
+      </w:r>
+      <w:r>
+        <w:t xml:space="preserve"> (brakeCondition [normal/overheated/critical])</w:t>
       </w:r>
       <w:r>
         <w:t>.</w:t>
@@ -909,19 +744,7 @@
         <w:t xml:space="preserve">tip puta </w:t>
       </w:r>
       <w:r>
-        <w:t xml:space="preserve">(roadType </w:t>
-      </w:r>
-      <w:r>
-        <w:t>[</w:t>
-      </w:r>
-      <w:r>
-        <w:t>city/regional/highway</w:t>
-      </w:r>
-      <w:r>
-        <w:t>]</w:t>
-      </w:r>
-      <w:r>
-        <w:t>)</w:t>
+        <w:t>(roadType [city/regional/highway])</w:t>
       </w:r>
       <w:r>
         <w:t>,</w:t>
@@ -938,10 +761,7 @@
         <w:t>broj traka</w:t>
       </w:r>
       <w:r>
-        <w:t xml:space="preserve"> </w:t>
-      </w:r>
-      <w:r>
-        <w:t>(laneCount)</w:t>
+        <w:t xml:space="preserve"> (laneCount)</w:t>
       </w:r>
       <w:r>
         <w:t>,</w:t>
@@ -958,22 +778,7 @@
         <w:t>nagib puta</w:t>
       </w:r>
       <w:r>
-        <w:t xml:space="preserve"> </w:t>
-      </w:r>
-      <w:r>
-        <w:t xml:space="preserve">(roadSlope </w:t>
-      </w:r>
-      <w:r>
-        <w:t>[</w:t>
-      </w:r>
-      <w:r>
-        <w:t>°</w:t>
-      </w:r>
-      <w:r>
-        <w:t>]</w:t>
-      </w:r>
-      <w:r>
-        <w:t>)</w:t>
+        <w:t xml:space="preserve"> (roadSlope [°])</w:t>
       </w:r>
       <w:r>
         <w:t>,</w:t>
@@ -990,19 +795,7 @@
         <w:t xml:space="preserve">stanje kolovoza </w:t>
       </w:r>
       <w:r>
-        <w:t xml:space="preserve">(roadCondition </w:t>
-      </w:r>
-      <w:r>
-        <w:t>[</w:t>
-      </w:r>
-      <w:r>
-        <w:t>dry/wet/icy</w:t>
-      </w:r>
-      <w:r>
-        <w:t>]</w:t>
-      </w:r>
-      <w:r>
-        <w:t>)</w:t>
+        <w:t>(roadCondition [dry/wet/icy])</w:t>
       </w:r>
       <w:r>
         <w:t>.</w:t>
@@ -1027,34 +820,7 @@
         <w:t>kiša</w:t>
       </w:r>
       <w:r>
-        <w:t xml:space="preserve"> </w:t>
-      </w:r>
-      <w:r>
-        <w:t>(</w:t>
-      </w:r>
-      <w:r>
-        <w:t>isR</w:t>
-      </w:r>
-      <w:r>
-        <w:t>ain</w:t>
-      </w:r>
-      <w:r>
-        <w:t>ing</w:t>
-      </w:r>
-      <w:r>
-        <w:t xml:space="preserve"> </w:t>
-      </w:r>
-      <w:r>
-        <w:t>[</w:t>
-      </w:r>
-      <w:r>
-        <w:t>true/false</w:t>
-      </w:r>
-      <w:r>
-        <w:t>]</w:t>
-      </w:r>
-      <w:r>
-        <w:t>)</w:t>
+        <w:t xml:space="preserve"> (isRaining [true/false])</w:t>
       </w:r>
       <w:r>
         <w:t>,</w:t>
@@ -1071,16 +837,7 @@
         <w:t>snijeg</w:t>
       </w:r>
       <w:r>
-        <w:t xml:space="preserve"> </w:t>
-      </w:r>
-      <w:r>
-        <w:t>(is</w:t>
-      </w:r>
-      <w:r>
-        <w:t xml:space="preserve">Snowing </w:t>
-      </w:r>
-      <w:r>
-        <w:t>[true/false])</w:t>
+        <w:t xml:space="preserve"> (isSnowing [true/false])</w:t>
       </w:r>
       <w:r>
         <w:t>,</w:t>
@@ -1098,16 +855,7 @@
         <w:t>magla</w:t>
       </w:r>
       <w:r>
-        <w:t xml:space="preserve"> </w:t>
-      </w:r>
-      <w:r>
-        <w:t>(is</w:t>
-      </w:r>
-      <w:r>
-        <w:t>Foggy</w:t>
-      </w:r>
-      <w:r>
-        <w:t xml:space="preserve"> [true/false])</w:t>
+        <w:t xml:space="preserve"> (isFoggy [true/false])</w:t>
       </w:r>
       <w:r>
         <w:t>,</w:t>
@@ -1124,16 +872,7 @@
         <w:t>dan/noć</w:t>
       </w:r>
       <w:r>
-        <w:t xml:space="preserve"> </w:t>
-      </w:r>
-      <w:r>
-        <w:t>(is</w:t>
-      </w:r>
-      <w:r>
-        <w:t>Day</w:t>
-      </w:r>
-      <w:r>
-        <w:t xml:space="preserve"> [true/false])</w:t>
+        <w:t xml:space="preserve"> (isDay [true/false])</w:t>
       </w:r>
       <w:r>
         <w:t>,</w:t>
@@ -1150,22 +889,7 @@
         <w:t>vidljivost</w:t>
       </w:r>
       <w:r>
-        <w:t xml:space="preserve"> </w:t>
-      </w:r>
-      <w:r>
-        <w:t xml:space="preserve">(visibility </w:t>
-      </w:r>
-      <w:r>
-        <w:t>[</w:t>
-      </w:r>
-      <w:r>
-        <w:t>high/medium/low/critical</w:t>
-      </w:r>
-      <w:r>
-        <w:t>]</w:t>
-      </w:r>
-      <w:r>
-        <w:t>)</w:t>
+        <w:t xml:space="preserve"> (visibility [high/medium/low/critical])</w:t>
       </w:r>
       <w:r>
         <w:t>.</w:t>
@@ -1190,22 +914,7 @@
         <w:t>gustina saobraćaja</w:t>
       </w:r>
       <w:r>
-        <w:t xml:space="preserve"> </w:t>
-      </w:r>
-      <w:r>
-        <w:t>(trafficDensity</w:t>
-      </w:r>
-      <w:r>
-        <w:t xml:space="preserve"> [</w:t>
-      </w:r>
-      <w:r>
-        <w:t>low/medium/high</w:t>
-      </w:r>
-      <w:r>
-        <w:t>]</w:t>
-      </w:r>
-      <w:r>
-        <w:t>)</w:t>
+        <w:t xml:space="preserve"> (trafficDensity [low/medium/high])</w:t>
       </w:r>
       <w:r>
         <w:t>,</w:t>
@@ -1222,25 +931,7 @@
         <w:t xml:space="preserve">tip vozila ispred </w:t>
       </w:r>
       <w:r>
-        <w:t xml:space="preserve">(frontVehicleType </w:t>
-      </w:r>
-      <w:r>
-        <w:t>[</w:t>
-      </w:r>
-      <w:r>
-        <w:t>car/</w:t>
-      </w:r>
-      <w:r>
-        <w:t>bus/</w:t>
-      </w:r>
-      <w:r>
-        <w:t>truck</w:t>
-      </w:r>
-      <w:r>
-        <w:t>]</w:t>
-      </w:r>
-      <w:r>
-        <w:t>)</w:t>
+        <w:t>(frontVehicleType [car/bus/truck])</w:t>
       </w:r>
       <w:r>
         <w:t>,</w:t>
@@ -1265,10 +956,7 @@
     </w:p>
     <w:p>
       <w:r>
-        <w:t>5</w:t>
-      </w:r>
-      <w:r>
-        <w:t>. Regulatorni kontekst:</w:t>
+        <w:t>5. Regulatorni kontekst:</w:t>
       </w:r>
     </w:p>
     <w:p>
@@ -1283,22 +971,7 @@
         <w:t>maksimalno dozvoljeno ukupno dnevno vrijeme vožnje</w:t>
       </w:r>
       <w:r>
-        <w:t xml:space="preserve"> </w:t>
-      </w:r>
-      <w:r>
-        <w:t>(max</w:t>
-      </w:r>
-      <w:r>
-        <w:t>TotalDaily</w:t>
-      </w:r>
-      <w:r>
-        <w:t xml:space="preserve">DrivingTime </w:t>
-      </w:r>
-      <w:r>
-        <w:t>[h]</w:t>
-      </w:r>
-      <w:r>
-        <w:t>)</w:t>
+        <w:t xml:space="preserve"> (maxTotalDailyDrivingTime [h])</w:t>
       </w:r>
       <w:r>
         <w:t>,</w:t>
@@ -1315,22 +988,7 @@
         <w:t>minimalno dozvoljeno ukupno dnevno vrijeme pauze</w:t>
       </w:r>
       <w:r>
-        <w:t xml:space="preserve"> </w:t>
-      </w:r>
-      <w:r>
-        <w:t>(m</w:t>
-      </w:r>
-      <w:r>
-        <w:t>in</w:t>
-      </w:r>
-      <w:r>
-        <w:t>Total</w:t>
-      </w:r>
-      <w:r>
-        <w:t>DailyBreak</w:t>
-      </w:r>
-      <w:r>
-        <w:t>Time [h])</w:t>
+        <w:t xml:space="preserve"> (minTotalDailyBreakTime [h])</w:t>
       </w:r>
       <w:r>
         <w:t>.</w:t>
@@ -1358,28 +1016,7 @@
         <w:t>vrijeme vožnje bez pauze</w:t>
       </w:r>
       <w:r>
-        <w:t xml:space="preserve"> </w:t>
-      </w:r>
-      <w:r>
-        <w:t>(</w:t>
-      </w:r>
-      <w:r>
-        <w:t>c</w:t>
-      </w:r>
-      <w:r>
-        <w:t>ontinuous</w:t>
-      </w:r>
-      <w:r>
-        <w:t>D</w:t>
-      </w:r>
-      <w:r>
-        <w:t>rivingTime</w:t>
-      </w:r>
-      <w:r>
-        <w:t xml:space="preserve"> [m]</w:t>
-      </w:r>
-      <w:r>
-        <w:t>)</w:t>
+        <w:t xml:space="preserve"> (continuousDrivingTime [m])</w:t>
       </w:r>
       <w:r>
         <w:t>,</w:t>
@@ -1405,22 +1042,7 @@
         <w:t>vrijeme vožnje</w:t>
       </w:r>
       <w:r>
-        <w:t xml:space="preserve"> </w:t>
-      </w:r>
-      <w:r>
-        <w:t>(</w:t>
-      </w:r>
-      <w:r>
-        <w:t>t</w:t>
-      </w:r>
-      <w:r>
-        <w:t xml:space="preserve">otalDailyDrivingTime </w:t>
-      </w:r>
-      <w:r>
-        <w:t>[h]</w:t>
-      </w:r>
-      <w:r>
-        <w:t>)</w:t>
+        <w:t xml:space="preserve"> (totalDailyDrivingTime [h])</w:t>
       </w:r>
       <w:r>
         <w:t>,</w:t>
@@ -1437,16 +1059,7 @@
         <w:t>ukupno dnevno vrijeme pauze</w:t>
       </w:r>
       <w:r>
-        <w:t xml:space="preserve"> </w:t>
-      </w:r>
-      <w:r>
-        <w:t>(totalDaily</w:t>
-      </w:r>
-      <w:r>
-        <w:t>Break</w:t>
-      </w:r>
-      <w:r>
-        <w:t>Time [h])</w:t>
+        <w:t xml:space="preserve"> (totalDailyBreakTime [h])</w:t>
       </w:r>
       <w:r>
         <w:t>,</w:t>
@@ -1460,16 +1073,10 @@
         </w:numPr>
       </w:pPr>
       <w:r>
-        <w:t xml:space="preserve">broj naglih </w:t>
-      </w:r>
-      <w:r>
-        <w:t>kočenja</w:t>
-      </w:r>
-      <w:r>
-        <w:t xml:space="preserve"> </w:t>
-      </w:r>
-      <w:r>
-        <w:t>(hardBrakingCount)</w:t>
+        <w:t>broj naglih kočenja</w:t>
+      </w:r>
+      <w:r>
+        <w:t xml:space="preserve"> (hardBrakingCount)</w:t>
       </w:r>
       <w:r>
         <w:t>,</w:t>
@@ -1486,10 +1093,7 @@
         <w:t>broj naglih ubrzanja</w:t>
       </w:r>
       <w:r>
-        <w:t xml:space="preserve"> </w:t>
-      </w:r>
-      <w:r>
-        <w:t>(hardAccelerationCount)</w:t>
+        <w:t xml:space="preserve"> (hardAccelerationCount)</w:t>
       </w:r>
       <w:r>
         <w:t>,</w:t>
@@ -1503,28 +1107,10 @@
         </w:numPr>
       </w:pPr>
       <w:r>
-        <w:t xml:space="preserve">stil </w:t>
-      </w:r>
-      <w:r>
-        <w:t>vožnje</w:t>
-      </w:r>
-      <w:r>
-        <w:t xml:space="preserve"> </w:t>
-      </w:r>
-      <w:r>
-        <w:t>(drivingStyle</w:t>
-      </w:r>
-      <w:r>
-        <w:t xml:space="preserve"> [</w:t>
-      </w:r>
-      <w:r>
-        <w:t>calm/aggressive</w:t>
-      </w:r>
-      <w:r>
-        <w:t>]</w:t>
-      </w:r>
-      <w:r>
-        <w:t>)</w:t>
+        <w:t>stil vožnje</w:t>
+      </w:r>
+      <w:r>
+        <w:t xml:space="preserve"> (drivingStyle [calm/aggressive])</w:t>
       </w:r>
       <w:r>
         <w:t>.</w:t>
@@ -2308,13 +1894,7 @@
         </w:numPr>
       </w:pPr>
       <w:r>
-        <w:t xml:space="preserve">Ukupno dnevno vrijeme vožnje je veće od dozvoljenog maksimuma </w:t>
-      </w:r>
-      <w:r>
-        <w:t>-&gt;</w:t>
-      </w:r>
-      <w:r>
-        <w:t xml:space="preserve"> kršenje regulatornih pravila vožnje</w:t>
+        <w:t>Ukupno dnevno vrijeme vožnje je veće od dozvoljenog maksimuma -&gt; kršenje regulatornih pravila vožnje</w:t>
       </w:r>
     </w:p>
     <w:p>
@@ -2338,13 +1918,7 @@
         </w:numPr>
       </w:pPr>
       <w:r>
-        <w:t xml:space="preserve">Nagib puta je negativan i masa vozila je visoka </w:t>
-      </w:r>
-      <w:r>
-        <w:t>-&gt;</w:t>
-      </w:r>
-      <w:r>
-        <w:t xml:space="preserve"> povećan rizik gubitka kontrole vozila</w:t>
+        <w:t>Nagib puta je negativan i masa vozila je visoka -&gt; povećan rizik gubitka kontrole vozila</w:t>
       </w:r>
     </w:p>
     <w:p>
@@ -2376,13 +1950,7 @@
         <w:t>critical</w:t>
       </w:r>
       <w:r>
-        <w:t xml:space="preserve"> </w:t>
-      </w:r>
-      <w:r>
-        <w:t>-&gt;</w:t>
-      </w:r>
-      <w:r>
-        <w:t xml:space="preserve"> detektovan rizik otkazivanja kočnica</w:t>
+        <w:t xml:space="preserve"> -&gt; detektovan rizik otkazivanja kočnica</w:t>
       </w:r>
     </w:p>
     <w:p>
@@ -2445,19 +2013,7 @@
         <w:ind w:left="360"/>
       </w:pPr>
       <w:r>
-        <w:t xml:space="preserve">Detektovana nebezbjedna distanca i velika </w:t>
-      </w:r>
-      <w:r>
-        <w:t>te</w:t>
-      </w:r>
-      <w:r>
-        <w:t>ž</w:t>
-      </w:r>
-      <w:r>
-        <w:t>ina</w:t>
-      </w:r>
-      <w:r>
-        <w:t xml:space="preserve"> -&gt; visok rizik sudara</w:t>
+        <w:t>Detektovana nebezbjedna distanca i velika težina -&gt; visok rizik sudara</w:t>
       </w:r>
     </w:p>
     <w:p>
@@ -2515,19 +2071,7 @@
         <w:ind w:left="360"/>
       </w:pPr>
       <w:r>
-        <w:t>Nizbrdica</w:t>
-      </w:r>
-      <w:r>
-        <w:t xml:space="preserve">, </w:t>
-      </w:r>
-      <w:r>
-        <w:t xml:space="preserve">velika težina vozila i visoka brzina </w:t>
-      </w:r>
-      <w:r>
-        <w:t>-&gt;</w:t>
-      </w:r>
-      <w:r>
-        <w:t xml:space="preserve"> kritičan rizik gubitka kontrole</w:t>
+        <w:t>Nizbrdica, velika težina vozila i visoka brzina -&gt; kritičan rizik gubitka kontrole</w:t>
       </w:r>
     </w:p>
     <w:p>
@@ -2540,16 +2084,7 @@
         <w:ind w:left="360"/>
       </w:pPr>
       <w:r>
-        <w:t xml:space="preserve">Pregrijane kočnice i nizbrdica </w:t>
-      </w:r>
-      <w:r>
-        <w:t>-&gt;</w:t>
-      </w:r>
-      <w:r>
-        <w:t xml:space="preserve"> visok rizik otkazivanja koč</w:t>
-      </w:r>
-      <w:r>
-        <w:t>nica</w:t>
+        <w:t>Pregrijane kočnice i nizbrdica -&gt; visok rizik otkazivanja kočnica</w:t>
       </w:r>
       <w:r>
         <w:br w:type="page"/>
@@ -2704,25 +2239,7 @@
         <w:ind w:left="360"/>
       </w:pPr>
       <w:r>
-        <w:t>Detektovan rizik otkazivanja</w:t>
-      </w:r>
-      <w:r>
-        <w:t xml:space="preserve"> koč</w:t>
-      </w:r>
-      <w:r>
-        <w:t>ionog sistema</w:t>
-      </w:r>
-      <w:r>
-        <w:t xml:space="preserve"> </w:t>
-      </w:r>
-      <w:r>
-        <w:t>-&gt;</w:t>
-      </w:r>
-      <w:r>
-        <w:t xml:space="preserve"> upozorenje: </w:t>
-      </w:r>
-      <w:r>
-        <w:t>napravi pauzu</w:t>
+        <w:t>Detektovan rizik otkazivanja kočionog sistema -&gt; upozorenje: napravi pauzu</w:t>
       </w:r>
     </w:p>
     <w:p>
@@ -2735,13 +2252,7 @@
         <w:ind w:left="360"/>
       </w:pPr>
       <w:r>
-        <w:t xml:space="preserve">Kršenje vremena vožnje </w:t>
-      </w:r>
-      <w:r>
-        <w:t>-&gt;</w:t>
-      </w:r>
-      <w:r>
-        <w:t xml:space="preserve"> upozorenje: obavezna pauza prema regulativi</w:t>
+        <w:t>Kršenje vremena vožnje -&gt; upozorenje: obavezna pauza prema regulativi</w:t>
       </w:r>
     </w:p>
     <w:p>
@@ -2890,13 +2401,7 @@
         <w:ind w:left="360"/>
       </w:pPr>
       <w:r>
-        <w:t xml:space="preserve">Vožnja u noćnim uslovima bez pauze </w:t>
-      </w:r>
-      <w:r>
-        <w:t>-&gt;</w:t>
-      </w:r>
-      <w:r>
-        <w:t xml:space="preserve"> vozač je vrlo umoran</w:t>
+        <w:t>Vožnja u noćnim uslovima bez pauze -&gt; vozač je vrlo umoran</w:t>
       </w:r>
     </w:p>
     <w:p>
@@ -2960,6 +2465,32 @@
         <w:ind w:left="360"/>
       </w:pPr>
       <w:r>
+        <w:t>Potrebno je utvrditi da li postoji visok rizik sudara i nebezbjedna distanca i velika brzina ili velika masa vozila -&gt; zaključak: visok rizik sudara</w:t>
+      </w:r>
+    </w:p>
+    <w:p>
+      <w:pPr>
+        <w:pStyle w:val="ListParagraph"/>
+        <w:numPr>
+          <w:ilvl w:val="0"/>
+          <w:numId w:val="22"/>
+        </w:numPr>
+        <w:ind w:left="360"/>
+      </w:pPr>
+      <w:r>
+        <w:t>Potrebno je utvrditi da li postoji rizik otkazivanja kočnica i stanje kočnica je overheated ili critical i nizbrdica ili dugotrajna vožnja -&gt; zaključak: rizik otkazivanja kočnica</w:t>
+      </w:r>
+    </w:p>
+    <w:p>
+      <w:pPr>
+        <w:pStyle w:val="ListParagraph"/>
+        <w:numPr>
+          <w:ilvl w:val="0"/>
+          <w:numId w:val="22"/>
+        </w:numPr>
+        <w:ind w:left="360"/>
+      </w:pPr>
+      <w:r>
         <w:t>Potrebno je utvrditi da li je vozač umoran i vr</w:t>
       </w:r>
       <w:r>
@@ -2985,55 +2516,63 @@
     <w:p>
       <w:pPr>
         <w:pStyle w:val="ListParagraph"/>
+        <w:numPr>
+          <w:ilvl w:val="0"/>
+          <w:numId w:val="22"/>
+        </w:numPr>
+        <w:ind w:left="360"/>
+      </w:pPr>
+      <w:r>
+        <w:t>Potrebno je utvrditi da li postoji prekoračenje brzine</w:t>
+      </w:r>
+      <w:r>
+        <w:t xml:space="preserve"> </w:t>
+      </w:r>
+      <w:r>
+        <w:t>i trenutna brzina je veća od dozvoljene brzine ili template pravilo za tip puta</w:t>
+      </w:r>
+      <w:r>
+        <w:t xml:space="preserve"> -&gt; </w:t>
+      </w:r>
+      <w:r>
+        <w:t>zaključak: prekoračenje brzine</w:t>
+      </w:r>
+    </w:p>
+    <w:p>
+      <w:pPr>
+        <w:pStyle w:val="ListParagraph"/>
+        <w:numPr>
+          <w:ilvl w:val="0"/>
+          <w:numId w:val="22"/>
+        </w:numPr>
+        <w:ind w:left="360"/>
+      </w:pPr>
+      <w:r>
+        <w:lastRenderedPageBreak/>
+        <w:t>Potrebno je utvrditi da li postoji loša vidljivost i noć i svjetla nisu uključena ili smanjena vidljivost</w:t>
+      </w:r>
+      <w:r>
+        <w:t xml:space="preserve"> </w:t>
+      </w:r>
+      <w:r>
+        <w:t>-&gt; zaključak: loša vidljivost</w:t>
+      </w:r>
+    </w:p>
+    <w:p>
+      <w:pPr>
+        <w:pStyle w:val="ListParagraph"/>
         <w:ind w:left="-360"/>
       </w:pPr>
     </w:p>
     <w:p>
       <w:pPr>
         <w:pStyle w:val="ListParagraph"/>
-        <w:ind w:left="-360"/>
-      </w:pPr>
-    </w:p>
-    <w:p>
-      <w:pPr>
-        <w:pStyle w:val="ListParagraph"/>
-        <w:ind w:left="-360"/>
-      </w:pPr>
-    </w:p>
-    <w:p>
-      <w:pPr>
-        <w:pStyle w:val="ListParagraph"/>
-        <w:ind w:left="-360"/>
-      </w:pPr>
-    </w:p>
-    <w:p>
-      <w:pPr>
-        <w:pStyle w:val="ListParagraph"/>
-        <w:ind w:left="-360"/>
-      </w:pPr>
-    </w:p>
-    <w:p>
-      <w:pPr>
-        <w:pStyle w:val="ListParagraph"/>
-        <w:ind w:left="-360"/>
-      </w:pPr>
-    </w:p>
-    <w:p>
-      <w:pPr>
-        <w:pStyle w:val="ListParagraph"/>
-        <w:ind w:left="-360"/>
-      </w:pPr>
-    </w:p>
-    <w:p>
-      <w:pPr>
-        <w:pStyle w:val="ListParagraph"/>
         <w:numPr>
           <w:ilvl w:val="0"/>
           <w:numId w:val="26"/>
         </w:numPr>
       </w:pPr>
       <w:r>
-        <w:lastRenderedPageBreak/>
         <w:t>CEP (</w:t>
       </w:r>
       <w:r>
@@ -3096,13 +2635,26 @@
         <w:ind w:left="360"/>
       </w:pPr>
       <w:r>
-        <w:t xml:space="preserve">U periodu od 2 sata bez pauze + noćni uslovi </w:t>
+        <w:t>U periodu od 2 sata bez pauze + noćni uslovi -&gt; kritičan umor vozača</w:t>
+      </w:r>
+    </w:p>
+    <w:p>
+      <w:pPr>
+        <w:pStyle w:val="ListParagraph"/>
+        <w:numPr>
+          <w:ilvl w:val="0"/>
+          <w:numId w:val="23"/>
+        </w:numPr>
+        <w:ind w:left="360"/>
+      </w:pPr>
+      <w:r>
+        <w:t xml:space="preserve">U periodu od 2 minute: vožnja sa smanjenom distancom + visoka brzina </w:t>
       </w:r>
       <w:r>
         <w:t>-&gt;</w:t>
       </w:r>
       <w:r>
-        <w:t xml:space="preserve"> kritičan umor vozača</w:t>
+        <w:t xml:space="preserve"> kontinuirani rizik sudara</w:t>
       </w:r>
     </w:p>
     <w:p>
@@ -3211,31 +2763,13 @@
         <w:ind w:left="360"/>
       </w:pPr>
       <w:r>
-        <w:t>Nizbrdica</w:t>
-      </w:r>
-      <w:r>
-        <w:t>, velika te</w:t>
-      </w:r>
-      <w:r>
-        <w:t>ž</w:t>
-      </w:r>
-      <w:r>
-        <w:t xml:space="preserve">ina </w:t>
-      </w:r>
-      <w:r>
-        <w:t xml:space="preserve">vozila i brzina &gt; 60 km/h </w:t>
-      </w:r>
-      <w:r>
-        <w:t>-&gt;</w:t>
-      </w:r>
-      <w:r>
-        <w:t xml:space="preserve"> rizik gubitka kontrole</w:t>
-      </w:r>
-    </w:p>
-    <w:p>
-      <w:pPr>
-        <w:pStyle w:val="ListParagraph"/>
-        <w:ind w:left="-360"/>
+        <w:t>Nizbrdica, velika težina vozila i brzina &gt; 60 km/h -&gt; rizik gubitka kontrole</w:t>
+      </w:r>
+    </w:p>
+    <w:p>
+      <w:pPr>
+        <w:pStyle w:val="ListParagraph"/>
+        <w:ind w:left="360"/>
       </w:pPr>
     </w:p>
     <w:p>
@@ -3318,22 +2852,7 @@
         <w:ind w:left="360"/>
       </w:pPr>
       <w:r>
-        <w:t>V</w:t>
-      </w:r>
-      <w:r>
-        <w:t xml:space="preserve">elika težina vozila </w:t>
-      </w:r>
-      <w:r>
-        <w:t>i</w:t>
-      </w:r>
-      <w:r>
-        <w:t xml:space="preserve"> pregrijane kočnice </w:t>
-      </w:r>
-      <w:r>
-        <w:t>-&gt;</w:t>
-      </w:r>
-      <w:r>
-        <w:t xml:space="preserve"> hitno zaustavljanje vozila</w:t>
+        <w:t>Velika težina vozila i pregrijane kočnice -&gt; hitno zaustavljanje vozila</w:t>
       </w:r>
     </w:p>
     <w:p>
@@ -3346,43 +2865,7 @@
         <w:ind w:left="360"/>
       </w:pPr>
       <w:r>
-        <w:t>Kršenje regulatornog vremena</w:t>
-      </w:r>
-      <w:r>
-        <w:t xml:space="preserve"> vo</w:t>
-      </w:r>
-      <w:r>
-        <w:t>ž</w:t>
-      </w:r>
-      <w:r>
-        <w:t>nje</w:t>
-      </w:r>
-      <w:r>
-        <w:t xml:space="preserve"> </w:t>
-      </w:r>
-      <w:r>
-        <w:t>i</w:t>
-      </w:r>
-      <w:r>
-        <w:t xml:space="preserve"> umor </w:t>
-      </w:r>
-      <w:r>
-        <w:t>voza</w:t>
-      </w:r>
-      <w:r>
-        <w:t>č</w:t>
-      </w:r>
-      <w:r>
-        <w:t>a -&gt;</w:t>
-      </w:r>
-      <w:r>
-        <w:t xml:space="preserve"> </w:t>
-      </w:r>
-      <w:r>
-        <w:t>hitna</w:t>
-      </w:r>
-      <w:r>
-        <w:t xml:space="preserve"> pauza</w:t>
+        <w:t>Kršenje regulatornog vremena vožnje i umor vozača -&gt; hitna pauza</w:t>
       </w:r>
     </w:p>
     <w:p>
@@ -3395,19 +2878,7 @@
         <w:ind w:left="360"/>
       </w:pPr>
       <w:r>
-        <w:t xml:space="preserve">Nestabilna vožnja </w:t>
-      </w:r>
-      <w:r>
-        <w:t>i</w:t>
-      </w:r>
-      <w:r>
-        <w:t xml:space="preserve"> gust saobraćaj </w:t>
-      </w:r>
-      <w:r>
-        <w:t>-&gt;</w:t>
-      </w:r>
-      <w:r>
-        <w:t xml:space="preserve"> visok rizik sudara</w:t>
+        <w:t>Nestabilna vožnja i gust saobraćaj -&gt; visok rizik sudara</w:t>
       </w:r>
     </w:p>
     <w:p/>
@@ -3470,6 +2941,112 @@
       <w:r>
         <w:t>Posebna vrijednost ovog pristupa je njegova transparentnost, jer svaki zaključak može biti praćen kroz lanac pravila od ulaznih podataka do finalne odluke, što ga čini pogodnim i za praktičnu i za edukativnu primjenu u oblasti sistema baziranih na znanju.</w:t>
       </w:r>
+    </w:p>
+    <w:p>
+      <w:pPr>
+        <w:pStyle w:val="ListParagraph"/>
+        <w:numPr>
+          <w:ilvl w:val="0"/>
+          <w:numId w:val="10"/>
+        </w:numPr>
+        <w:jc w:val="right"/>
+        <w:rPr>
+          <w:sz w:val="36"/>
+          <w:szCs w:val="48"/>
+        </w:rPr>
+      </w:pPr>
+      <w:r>
+        <w:rPr>
+          <w:sz w:val="36"/>
+          <w:szCs w:val="48"/>
+        </w:rPr>
+        <w:lastRenderedPageBreak/>
+        <w:t>Reference</w:t>
+      </w:r>
+    </w:p>
+    <w:p>
+      <w:sdt>
+        <w:sdtPr>
+          <w:id w:val="1664589546"/>
+          <w:citation/>
+        </w:sdtPr>
+        <w:sdtContent>
+          <w:r>
+            <w:fldChar w:fldCharType="begin"/>
+          </w:r>
+          <w:r>
+            <w:instrText xml:space="preserve"> CITATION DEV23 \l 1033 </w:instrText>
+          </w:r>
+          <w:r>
+            <w:fldChar w:fldCharType="separate"/>
+          </w:r>
+          <w:r>
+            <w:rPr>
+              <w:noProof/>
+            </w:rPr>
+            <w:t>(DE VOS, 2023)</w:t>
+          </w:r>
+          <w:r>
+            <w:fldChar w:fldCharType="end"/>
+          </w:r>
+        </w:sdtContent>
+      </w:sdt>
+    </w:p>
+    <w:p>
+      <w:sdt>
+        <w:sdtPr>
+          <w:id w:val="-888569265"/>
+          <w:citation/>
+        </w:sdtPr>
+        <w:sdtContent>
+          <w:r>
+            <w:fldChar w:fldCharType="begin"/>
+          </w:r>
+          <w:r>
+            <w:instrText xml:space="preserve"> CITATION GRU24 \l 1033 </w:instrText>
+          </w:r>
+          <w:r>
+            <w:fldChar w:fldCharType="separate"/>
+          </w:r>
+          <w:r>
+            <w:rPr>
+              <w:noProof/>
+            </w:rPr>
+            <w:t>(GRUCHMANN, GRENZFURTNER, &amp; SALZMANN, 2024)</w:t>
+          </w:r>
+          <w:r>
+            <w:fldChar w:fldCharType="end"/>
+          </w:r>
+        </w:sdtContent>
+      </w:sdt>
+    </w:p>
+    <w:p>
+      <w:sdt>
+        <w:sdtPr>
+          <w:id w:val="-705021219"/>
+          <w:citation/>
+        </w:sdtPr>
+        <w:sdtContent>
+          <w:r>
+            <w:fldChar w:fldCharType="begin"/>
+          </w:r>
+          <w:r>
+            <w:instrText xml:space="preserve"> CITATION WUC23 \l 1033 </w:instrText>
+          </w:r>
+          <w:r>
+            <w:fldChar w:fldCharType="separate"/>
+          </w:r>
+          <w:r>
+            <w:rPr>
+              <w:noProof/>
+            </w:rPr>
+            <w:t>(WU, CAO, &amp; DU, 2023)</w:t>
+          </w:r>
+          <w:r>
+            <w:fldChar w:fldCharType="end"/>
+          </w:r>
+        </w:sdtContent>
+      </w:sdt>
     </w:p>
     <w:sectPr>
       <w:pgSz w:w="12240" w:h="15840"/>
@@ -8066,4 +7643,91 @@
     </a:ext>
   </a:extLst>
 </a:theme>
+</file>
+
+<file path=customXml/item1.xml><?xml version="1.0" encoding="utf-8"?>
+<b:Sources xmlns:b="http://schemas.openxmlformats.org/officeDocument/2006/bibliography" xmlns="http://schemas.openxmlformats.org/officeDocument/2006/bibliography" SelectedStyle="\APASixthEditionOfficeOnline.xsl" StyleName="APA" Version="6">
+  <b:Source>
+    <b:Tag>DEV23</b:Tag>
+    <b:SourceType>Report</b:SourceType>
+    <b:Guid>{98B5B2E5-58C2-4191-B884-1D7D37C2CC5B}</b:Guid>
+    <b:Title>The effectiveness of an intelligent speed assistance system with real-time speeding interventions for truck drivers: A Belgian simulator study</b:Title>
+    <b:Year>2023</b:Year>
+    <b:Author>
+      <b:Author>
+        <b:NameList>
+          <b:Person>
+            <b:Last>DE VOS</b:Last>
+            <b:First>Bart,</b:First>
+            <b:Middle>et al.</b:Middle>
+          </b:Person>
+        </b:NameList>
+      </b:Author>
+    </b:Author>
+    <b:Publisher>Sustainability</b:Publisher>
+    <b:RefOrder>1</b:RefOrder>
+  </b:Source>
+  <b:Source>
+    <b:Tag>WUC23</b:Tag>
+    <b:SourceType>Report</b:SourceType>
+    <b:Guid>{9F8960EB-CADD-412A-8924-D05DBF8618C7}</b:Guid>
+    <b:Author>
+      <b:Author>
+        <b:NameList>
+          <b:Person>
+            <b:Last>WU</b:Last>
+            <b:First>Chuna</b:First>
+          </b:Person>
+          <b:Person>
+            <b:Last>CAO</b:Last>
+            <b:First>Jing</b:First>
+          </b:Person>
+          <b:Person>
+            <b:Last>DU</b:Last>
+            <b:First>Yuchuan</b:First>
+          </b:Person>
+        </b:NameList>
+      </b:Author>
+    </b:Author>
+    <b:Title>Impacts of advanced driver assistance systems on commercial truck driver behaviour performance using naturalistic data</b:Title>
+    <b:Year>2023</b:Year>
+    <b:Publisher>IET Intelligent Transport Systems</b:Publisher>
+    <b:RefOrder>3</b:RefOrder>
+  </b:Source>
+  <b:Source>
+    <b:Tag>GRU24</b:Tag>
+    <b:SourceType>Report</b:SourceType>
+    <b:Guid>{03007079-63A8-4CAA-BC1D-606728F2A384}</b:Guid>
+    <b:Author>
+      <b:Author>
+        <b:NameList>
+          <b:Person>
+            <b:Last>GRUCHMANN</b:Last>
+            <b:First>Tim</b:First>
+          </b:Person>
+          <b:Person>
+            <b:Last>GRENZFURTNER</b:Last>
+            <b:First>Wolfgang</b:First>
+          </b:Person>
+          <b:Person>
+            <b:Last>SALZMANN</b:Last>
+            <b:First>Axel</b:First>
+          </b:Person>
+        </b:NameList>
+      </b:Author>
+    </b:Author>
+    <b:Title>From inside the cabin: Truck drivers' technology acceptance of driving assistance systems</b:Title>
+    <b:Year>2024</b:Year>
+    <b:Publisher>Logistics Research</b:Publisher>
+    <b:RefOrder>2</b:RefOrder>
+  </b:Source>
+</b:Sources>
+</file>
+
+<file path=customXml/itemProps1.xml><?xml version="1.0" encoding="utf-8"?>
+<ds:datastoreItem xmlns:ds="http://schemas.openxmlformats.org/officeDocument/2006/customXml" ds:itemID="{3EAC9D8D-80FE-4762-B696-04040B41EA70}">
+  <ds:schemaRefs>
+    <ds:schemaRef ds:uri="http://schemas.openxmlformats.org/officeDocument/2006/bibliography"/>
+  </ds:schemaRefs>
+</ds:datastoreItem>
 </file>